--- a/Subterra.docx
+++ b/Subterra.docx
@@ -86,7 +86,7 @@
           <w:color w:val="000000"/>
           <w:sz w:val="22"/>
         </w:rPr>
-        <w:t>Версия документа 0.2</w:t>
+        <w:t>Версия документа 0.3</w:t>
       </w:r>
     </w:p>
     <w:p>
@@ -103,7 +103,7 @@
           <w:color w:val="000000"/>
           <w:sz w:val="22"/>
         </w:rPr>
-        <w:t>23 октября 2026 года</w:t>
+        <w:t>29 октября 2026 года</w:t>
       </w:r>
     </w:p>
     <w:p>
@@ -120,7 +120,7 @@
           <w:color w:val="000000"/>
           <w:sz w:val="22"/>
         </w:rPr>
-        <w:t>Первый программный прототип</w:t>
+        <w:t>Программный прототип с анализом помещений</w:t>
       </w:r>
     </w:p>
     <w:p>
@@ -156,7 +156,7 @@
           <w:color w:val="000000"/>
           <w:sz w:val="22"/>
         </w:rPr>
-        <w:t>Ближайшая цель — стабильное приложение с 3D-визуализацией, виртуальным сканированием, управлением процессом и сохранением результатов.</w:t>
+        <w:t>Текущий этап — приложение для симуляции LiDAR и анализа 3D-сканов: поверхности, редактируемые комнаты, цветные группы предметов, совмещение проходов и сохранение проектов.</w:t>
       </w:r>
     </w:p>
     <w:p>
@@ -210,7 +210,7 @@
           <w:rFonts w:ascii="Calibri" w:hAnsi="Calibri" w:eastAsia="Calibri" w:cs="Calibri"/>
           <w:color w:val="202B31"/>
         </w:rPr>
-        <w:t>Первая версия создаётся как учебно-исследовательский программный прототип на C# без физического LiDAR: система имитирует работу сканера, формирует облако точек, отображает 3D-сцену и обеспечивает сохранение результатов. В дальнейшем планируется подключение реального датчика, затем — модуля распознавания объектов.</w:t>
+        <w:t>SubTerra реализован на C# и .NET 9 с WPF. Доступны симуляция LiDAR, импорт PLY/ASC/XYZ/TXT, очистка и совмещение сканов, поверхности, редактируемые комнаты и цветные группы предметов. Для 3DeVOK MQ пока используется перенос файлов после обработки в Studio; прямого адаптера и нейросетевого классификатора нет.</w:t>
       </w:r>
     </w:p>
     <w:p>
@@ -224,7 +224,7 @@
           <w:rFonts w:ascii="Calibri" w:hAnsi="Calibri" w:eastAsia="Calibri" w:cs="Calibri"/>
           <w:color w:val="202B31"/>
         </w:rPr>
-        <w:t>Документ описывает концепцию Subterra, задачи первого прототипа и критерии его готовности. Параметры реального LiDAR и условия промышленного применения будут определены после выбора оборудования и испытаний.</w:t>
+        <w:t>Документ описывает реализованный программный прототип и следующие этапы. Целевой 3D-сканер — 3DeVOK MQ. Ревизию устройства, прошивку, версию Studio и доступный SDK нужно зафиксировать по фактическому комплекту; параметры симулятора не являются характеристиками сканера.</w:t>
       </w:r>
     </w:p>
     <w:p>
@@ -994,6 +994,48 @@
                 <w:color w:val="202B31"/>
                 <w:sz w:val="20"/>
               </w:rPr>
+              <w:t>Редакция от 23.10.2026</w:t>
+            </w:r>
+          </w:p>
+        </w:tc>
+      </w:tr>
+      <w:tr>
+        <w:tc>
+          <w:tcPr>
+            <w:tcW w:type="dxa" w:w="1020"/>
+          </w:tcPr>
+          <w:p>
+            <w:r>
+              <w:t>0.3</w:t>
+            </w:r>
+          </w:p>
+        </w:tc>
+        <w:tc>
+          <w:tcPr>
+            <w:tcW w:type="dxa" w:w="1474"/>
+          </w:tcPr>
+          <w:p>
+            <w:r>
+              <w:t>29.10.2026</w:t>
+            </w:r>
+          </w:p>
+        </w:tc>
+        <w:tc>
+          <w:tcPr>
+            <w:tcW w:type="dxa" w:w="5386"/>
+          </w:tcPr>
+          <w:p>
+            <w:r>
+              <w:t>Документ приведён к .NET 9 и фактическому коду; уточнены MQ, форматы .subterra, ручные комнаты, предметы, совмещение и несколько помещений.</w:t>
+            </w:r>
+          </w:p>
+        </w:tc>
+        <w:tc>
+          <w:tcPr>
+            <w:tcW w:type="dxa" w:w="1587"/>
+          </w:tcPr>
+          <w:p>
+            <w:r>
               <w:t>Текущая редакция</w:t>
             </w:r>
           </w:p>
@@ -1512,15 +1554,15 @@
                 <w:color w:val="202B31"/>
                 <w:sz w:val="20"/>
               </w:rPr>
-            </w:r>
-            <w:r>
-              <w:rPr>
-                <w:rFonts w:ascii="Calibri" w:hAnsi="Calibri" w:eastAsia="Calibri" w:cs="Calibri"/>
-                <w:b w:val="0"/>
-                <w:color w:val="202B31"/>
-                <w:sz w:val="20"/>
-              </w:rPr>
-              <w:t>Проверить сквозную цепочку: генерация измерений → обработка → 3D-визуализация → сохранение/загрузка результата.</w:t>
+              <w:t>Проверить цепочку: симуляция или импорт скана → обработка → 3D-просмотр и анализ → сохранение и повторное открытие проекта.</w:t>
+            </w:r>
+            <w:r>
+              <w:rPr>
+                <w:rFonts w:ascii="Calibri" w:hAnsi="Calibri" w:eastAsia="Calibri" w:cs="Calibri"/>
+                <w:b w:val="0"/>
+                <w:color w:val="202B31"/>
+                <w:sz w:val="20"/>
+              </w:rPr>
             </w:r>
           </w:p>
         </w:tc>
@@ -1609,15 +1651,15 @@
                 <w:color w:val="202B31"/>
                 <w:sz w:val="20"/>
               </w:rPr>
-            </w:r>
-            <w:r>
-              <w:rPr>
-                <w:rFonts w:ascii="Calibri" w:hAnsi="Calibri" w:eastAsia="Calibri" w:cs="Calibri"/>
-                <w:b w:val="0"/>
-                <w:color w:val="202B31"/>
-                <w:sz w:val="20"/>
-              </w:rPr>
-              <w:t>C#, .NET 10, Windows, WPF.</w:t>
+              <w:t>C#, .NET 9, Windows, WPF. TargetFramework: net9.0-windows. global.json выбирает SDK 9.0.100 с rollForward=latestFeature; локальная проверка выполнена SDK 9.0.320.</w:t>
+            </w:r>
+            <w:r>
+              <w:rPr>
+                <w:rFonts w:ascii="Calibri" w:hAnsi="Calibri" w:eastAsia="Calibri" w:cs="Calibri"/>
+                <w:b w:val="0"/>
+                <w:color w:val="202B31"/>
+                <w:sz w:val="20"/>
+              </w:rPr>
             </w:r>
           </w:p>
         </w:tc>
@@ -1706,15 +1748,15 @@
                 <w:color w:val="202B31"/>
                 <w:sz w:val="20"/>
               </w:rPr>
-            </w:r>
-            <w:r>
-              <w:rPr>
-                <w:rFonts w:ascii="Calibri" w:hAnsi="Calibri" w:eastAsia="Calibri" w:cs="Calibri"/>
-                <w:b w:val="0"/>
-                <w:color w:val="202B31"/>
-                <w:sz w:val="20"/>
-              </w:rPr>
-              <w:t>Синтетические облака точек, создаваемые программным симулятором; в перспективе — реальные измерения LiDAR.</w:t>
+              <w:t>Синтетические измерения симулятора и реальные файлы PLY, ASC, XYZ, TXT; для 3DeVOK MQ — экспорт после обработки и совмещения в 3DeVOK Studio.</w:t>
+            </w:r>
+            <w:r>
+              <w:rPr>
+                <w:rFonts w:ascii="Calibri" w:hAnsi="Calibri" w:eastAsia="Calibri" w:cs="Calibri"/>
+                <w:b w:val="0"/>
+                <w:color w:val="202B31"/>
+                <w:sz w:val="20"/>
+              </w:rPr>
             </w:r>
           </w:p>
         </w:tc>
@@ -1803,15 +1845,15 @@
                 <w:color w:val="202B31"/>
                 <w:sz w:val="20"/>
               </w:rPr>
-            </w:r>
-            <w:r>
-              <w:rPr>
-                <w:rFonts w:ascii="Calibri" w:hAnsi="Calibri" w:eastAsia="Calibri" w:cs="Calibri"/>
-                <w:b w:val="0"/>
-                <w:color w:val="202B31"/>
-                <w:sz w:val="20"/>
-              </w:rPr>
-              <w:t>Интерактивная 3D-карта, статистика сканирования, сохранённые данные сессий и журнал событий.</w:t>
+              <w:t>3D-просмотр, измерения, пользовательские метки, анализ поверхностей и план комнаты; проекты .subterra и экспорт PLY.</w:t>
+            </w:r>
+            <w:r>
+              <w:rPr>
+                <w:rFonts w:ascii="Calibri" w:hAnsi="Calibri" w:eastAsia="Calibri" w:cs="Calibri"/>
+                <w:b w:val="0"/>
+                <w:color w:val="202B31"/>
+                <w:sz w:val="20"/>
+              </w:rPr>
             </w:r>
           </w:p>
         </w:tc>
@@ -1900,15 +1942,15 @@
                 <w:color w:val="202B31"/>
                 <w:sz w:val="20"/>
               </w:rPr>
-            </w:r>
-            <w:r>
-              <w:rPr>
-                <w:rFonts w:ascii="Calibri" w:hAnsi="Calibri" w:eastAsia="Calibri" w:cs="Calibri"/>
-                <w:b w:val="0"/>
-                <w:color w:val="202B31"/>
-                <w:sz w:val="20"/>
-              </w:rPr>
-              <w:t>Запланирован; на этапе MVP отсутствует, будущая задача — распознавание, классификация и сортировка находок по категориям.</w:t>
+              <w:t>Геометрические поверхности и группы предметов реализованы без нейросети. Группы имеют цвета, рамки, названия от оператора и историю правок. Смысловой классификатор и ONNX Runtime пока не подключены.</w:t>
+            </w:r>
+            <w:r>
+              <w:rPr>
+                <w:rFonts w:ascii="Calibri" w:hAnsi="Calibri" w:eastAsia="Calibri" w:cs="Calibri"/>
+                <w:b w:val="0"/>
+                <w:color w:val="202B31"/>
+                <w:sz w:val="20"/>
+              </w:rPr>
             </w:r>
           </w:p>
         </w:tc>
@@ -2075,7 +2117,7 @@
                 <w:color w:val="202B31"/>
                 <w:sz w:val="20"/>
               </w:rPr>
-              <w:t>На этапе MVP — доступные учебные ресурсы; бюджет оборудования рассчитывается после выбора датчика.</w:t>
+              <w:t>Используются учебные ресурсы. Целевой сканер — 3DeVOK MQ; наличие комплекта, ревизия и расходы на аппаратную интеграцию уточняются отдельно.</w:t>
             </w:r>
           </w:p>
         </w:tc>
@@ -2152,7 +2194,7 @@
           <w:rFonts w:ascii="Calibri" w:hAnsi="Calibri" w:eastAsia="Calibri" w:cs="Calibri"/>
           <w:color w:val="202B31"/>
         </w:rPr>
-        <w:t>Оператор запускает сканирование. LiDAR или его симулятор выдаёт измерения расстояния; система учитывает положение сканера, формирует облако точек и отображает его в 3D. Результат можно сохранить и открыть позже. Будущий модуль ИИ будет распознавать и классифицировать объекты. Для варианта с камерой потребуется связать видеокадры с данными LiDAR.</w:t>
+        <w:t>Оператор импортирует либо моделирует скан, совмещает проходы, очищает точки и подтверждает поверхности. Для каждой выпуклой комнаты выбираются её поверхности и при необходимости внутренняя точка; доступны правки вершин, проёмов и названий этажей. Предметы выделяются по геометрии разными цветами; их названия проверяет оператор.</w:t>
       </w:r>
     </w:p>
     <w:p>
@@ -2483,15 +2525,15 @@
                 <w:color w:val="202B31"/>
                 <w:sz w:val="20"/>
               </w:rPr>
-            </w:r>
-            <w:r>
-              <w:rPr>
-                <w:rFonts w:ascii="Calibri" w:hAnsi="Calibri" w:eastAsia="Calibri" w:cs="Calibri"/>
-                <w:b w:val="0"/>
-                <w:color w:val="202B31"/>
-                <w:sz w:val="20"/>
-              </w:rPr>
-              <w:t>MVP / v0.1</w:t>
+              <w:t>Текущий программный прототип</w:t>
+            </w:r>
+            <w:r>
+              <w:rPr>
+                <w:rFonts w:ascii="Calibri" w:hAnsi="Calibri" w:eastAsia="Calibri" w:cs="Calibri"/>
+                <w:b w:val="0"/>
+                <w:color w:val="202B31"/>
+                <w:sz w:val="20"/>
+              </w:rPr>
             </w:r>
           </w:p>
         </w:tc>
@@ -2529,15 +2571,15 @@
                 <w:color w:val="202B31"/>
                 <w:sz w:val="20"/>
               </w:rPr>
-            </w:r>
-            <w:r>
-              <w:rPr>
-                <w:rFonts w:ascii="Calibri" w:hAnsi="Calibri" w:eastAsia="Calibri" w:cs="Calibri"/>
-                <w:b w:val="0"/>
-                <w:color w:val="202B31"/>
-                <w:sz w:val="20"/>
-              </w:rPr>
-              <w:t>Симулятор LiDAR; простая модель тоннеля; 3D-облако точек; управление сканированием; экспорт/импорт; журнал; демонстрационные метки.</w:t>
+              <w:t>Симуляция LiDAR; три виртуальные сцены; импорт PLY/ASC/XYZ/TXT; несколько сканов, очистка и история; поверхности и план комнаты; сохранение и восстановление.</w:t>
+            </w:r>
+            <w:r>
+              <w:rPr>
+                <w:rFonts w:ascii="Calibri" w:hAnsi="Calibri" w:eastAsia="Calibri" w:cs="Calibri"/>
+                <w:b w:val="0"/>
+                <w:color w:val="202B31"/>
+                <w:sz w:val="20"/>
+              </w:rPr>
             </w:r>
           </w:p>
         </w:tc>
@@ -2575,15 +2617,15 @@
                 <w:color w:val="202B31"/>
                 <w:sz w:val="20"/>
               </w:rPr>
-            </w:r>
-            <w:r>
-              <w:rPr>
-                <w:rFonts w:ascii="Calibri" w:hAnsi="Calibri" w:eastAsia="Calibri" w:cs="Calibri"/>
-                <w:b w:val="0"/>
-                <w:color w:val="202B31"/>
-                <w:sz w:val="20"/>
-              </w:rPr>
-              <w:t>Должно работать без датчика, интернета и ИИ-моделей.</w:t>
+              <w:t>Основные функции работают локально. Датчик, сеть и обученная модель для симуляции и анализа файлов не требуются.</w:t>
+            </w:r>
+            <w:r>
+              <w:rPr>
+                <w:rFonts w:ascii="Calibri" w:hAnsi="Calibri" w:eastAsia="Calibri" w:cs="Calibri"/>
+                <w:b w:val="0"/>
+                <w:color w:val="202B31"/>
+                <w:sz w:val="20"/>
+              </w:rPr>
             </w:r>
           </w:p>
         </w:tc>
@@ -2626,15 +2668,15 @@
                 <w:color w:val="202B31"/>
                 <w:sz w:val="20"/>
               </w:rPr>
-            </w:r>
-            <w:r>
-              <w:rPr>
-                <w:rFonts w:ascii="Calibri" w:hAnsi="Calibri" w:eastAsia="Calibri" w:cs="Calibri"/>
-                <w:b w:val="0"/>
-                <w:color w:val="202B31"/>
-                <w:sz w:val="20"/>
-              </w:rPr>
-              <w:t>v0.2 / аппаратная интеграция</w:t>
+              <w:t>Следующий этап — модель помещения</w:t>
+            </w:r>
+            <w:r>
+              <w:rPr>
+                <w:rFonts w:ascii="Calibri" w:hAnsi="Calibri" w:eastAsia="Calibri" w:cs="Calibri"/>
+                <w:b w:val="0"/>
+                <w:color w:val="202B31"/>
+                <w:sz w:val="20"/>
+              </w:rPr>
             </w:r>
           </w:p>
         </w:tc>
@@ -2672,15 +2714,15 @@
                 <w:color w:val="202B31"/>
                 <w:sz w:val="20"/>
               </w:rPr>
-            </w:r>
-            <w:r>
-              <w:rPr>
-                <w:rFonts w:ascii="Calibri" w:hAnsi="Calibri" w:eastAsia="Calibri" w:cs="Calibri"/>
-                <w:b w:val="0"/>
-                <w:color w:val="202B31"/>
-                <w:sz w:val="20"/>
-              </w:rPr>
-              <w:t>Подключение одной выбранной модели LiDAR; преобразование координат; получение сканов; замеры задержек; калибровка.</w:t>
+              <w:t>Исправлены переходы вкладок; реализованы ручные контуры и проёмы, группы предметов, жёсткое совмещение с уточнением и несколько комнат. Дальше — реальные данные, невыпуклые контуры и семантическая модель здания.</w:t>
+            </w:r>
+            <w:r>
+              <w:rPr>
+                <w:rFonts w:ascii="Calibri" w:hAnsi="Calibri" w:eastAsia="Calibri" w:cs="Calibri"/>
+                <w:b w:val="0"/>
+                <w:color w:val="202B31"/>
+                <w:sz w:val="20"/>
+              </w:rPr>
             </w:r>
           </w:p>
         </w:tc>
@@ -2718,15 +2760,15 @@
                 <w:color w:val="202B31"/>
                 <w:sz w:val="20"/>
               </w:rPr>
-            </w:r>
-            <w:r>
-              <w:rPr>
-                <w:rFonts w:ascii="Calibri" w:hAnsi="Calibri" w:eastAsia="Calibri" w:cs="Calibri"/>
-                <w:b w:val="0"/>
-                <w:color w:val="202B31"/>
-                <w:sz w:val="20"/>
-              </w:rPr>
-              <w:t>Возможна только после выбора датчика и проверки его SDK.</w:t>
+              <w:t>Последовательность и критерии перехода ведутся в docs/implementation-plan.md.</w:t>
+            </w:r>
+            <w:r>
+              <w:rPr>
+                <w:rFonts w:ascii="Calibri" w:hAnsi="Calibri" w:eastAsia="Calibri" w:cs="Calibri"/>
+                <w:b w:val="0"/>
+                <w:color w:val="202B31"/>
+                <w:sz w:val="20"/>
+              </w:rPr>
             </w:r>
           </w:p>
         </w:tc>
@@ -2769,15 +2811,15 @@
                 <w:color w:val="202B31"/>
                 <w:sz w:val="20"/>
               </w:rPr>
-            </w:r>
-            <w:r>
-              <w:rPr>
-                <w:rFonts w:ascii="Calibri" w:hAnsi="Calibri" w:eastAsia="Calibri" w:cs="Calibri"/>
-                <w:b w:val="0"/>
-                <w:color w:val="202B31"/>
-                <w:sz w:val="20"/>
-              </w:rPr>
-              <w:t>v0.3 / распознавание</w:t>
+              <w:t>Последующая аппаратная интеграция</w:t>
+            </w:r>
+            <w:r>
+              <w:rPr>
+                <w:rFonts w:ascii="Calibri" w:hAnsi="Calibri" w:eastAsia="Calibri" w:cs="Calibri"/>
+                <w:b w:val="0"/>
+                <w:color w:val="202B31"/>
+                <w:sz w:val="20"/>
+              </w:rPr>
             </w:r>
           </w:p>
         </w:tc>
@@ -2815,15 +2857,15 @@
                 <w:color w:val="202B31"/>
                 <w:sz w:val="20"/>
               </w:rPr>
-            </w:r>
-            <w:r>
-              <w:rPr>
-                <w:rFonts w:ascii="Calibri" w:hAnsi="Calibri" w:eastAsia="Calibri" w:cs="Calibri"/>
-                <w:b w:val="0"/>
-                <w:color w:val="202B31"/>
-                <w:sz w:val="20"/>
-              </w:rPr>
-              <w:t>Камера и обработка кадров; распознавание объектов; классификация по категориям; связывание детекции со сканом.</w:t>
+              <w:t>3DeVOK MQ: проверка фактического SDK и версии оборудования, адаптер, диагностика и калибровка. Изображения и ONNX добавляются после выбора модели и тестовых данных.</w:t>
+            </w:r>
+            <w:r>
+              <w:rPr>
+                <w:rFonts w:ascii="Calibri" w:hAnsi="Calibri" w:eastAsia="Calibri" w:cs="Calibri"/>
+                <w:b w:val="0"/>
+                <w:color w:val="202B31"/>
+                <w:sz w:val="20"/>
+              </w:rPr>
             </w:r>
           </w:p>
         </w:tc>
@@ -2861,15 +2903,15 @@
                 <w:color w:val="202B31"/>
                 <w:sz w:val="20"/>
               </w:rPr>
-            </w:r>
-            <w:r>
-              <w:rPr>
-                <w:rFonts w:ascii="Calibri" w:hAnsi="Calibri" w:eastAsia="Calibri" w:cs="Calibri"/>
-                <w:b w:val="0"/>
-                <w:color w:val="202B31"/>
-                <w:sz w:val="20"/>
-              </w:rPr>
-              <w:t>Требует размеченных тестовых данных, контроля ошибок и проверки точности.</w:t>
+              <w:t>Прямое подключение требует доступного SDK, физического оборудования и проверки результатов; имя модели не подтверждает совместимость драйвера.</w:t>
+            </w:r>
+            <w:r>
+              <w:rPr>
+                <w:rFonts w:ascii="Calibri" w:hAnsi="Calibri" w:eastAsia="Calibri" w:cs="Calibri"/>
+                <w:b w:val="0"/>
+                <w:color w:val="202B31"/>
+                <w:sz w:val="20"/>
+              </w:rPr>
             </w:r>
           </w:p>
         </w:tc>
@@ -3049,7 +3091,7 @@
           <w:rFonts w:ascii="Calibri" w:hAnsi="Calibri" w:eastAsia="Calibri" w:cs="Calibri"/>
           <w:color w:val="202B31"/>
         </w:rPr>
-        <w:t>В первый прототип не входят физическое устройство, управление роботом, автономная локализация в неизвестной шахте, распознавание людей нейросетью и классификация реальных находок. Точная карта при движении реального сканера и функции промышленной безопасности требуют отдельных этапов разработки. Метки заранее размещённых виртуальных объектов обозначаются как демонстрационные.</w:t>
+        <w:t>Прямое управление MQ, робот, SLAM и нейросетевая классификация не реализованы. Реализованные группы предметов геометрические. Контуры комнат выпуклые, этажи именует оператор, общая граница не подтверждает проходимость. Требуются реальные контрольные измерения и длительный GPU-прогон.</w:t>
       </w:r>
     </w:p>
     <w:p>
@@ -5430,15 +5472,15 @@
                 <w:color w:val="202B31"/>
                 <w:sz w:val="20"/>
               </w:rPr>
-            </w:r>
-            <w:r>
-              <w:rPr>
-                <w:rFonts w:ascii="Calibri" w:hAnsi="Calibri" w:eastAsia="Calibri" w:cs="Calibri"/>
-                <w:b w:val="0"/>
-                <w:color w:val="202B31"/>
-                <w:sz w:val="20"/>
-              </w:rPr>
-              <w:t>Поддерживается экспорт облака точек в PLY и/или CSV; структура файла описана в README.</w:t>
+              <w:t>Поддерживается экспорт PLY: для симуляции — точки ASCII, для импортированного проекта — binary little endian с RGB и треугольниками видимых очищенных объектов. CSV-экспорт не реализован.</w:t>
+            </w:r>
+            <w:r>
+              <w:rPr>
+                <w:rFonts w:ascii="Calibri" w:hAnsi="Calibri" w:eastAsia="Calibri" w:cs="Calibri"/>
+                <w:b w:val="0"/>
+                <w:color w:val="202B31"/>
+                <w:sz w:val="20"/>
+              </w:rPr>
             </w:r>
           </w:p>
         </w:tc>
@@ -6253,28 +6295,8 @@
             <w:shd w:fill="FFFFFF" w:val="clear"/>
           </w:tcPr>
           <w:p>
-            <w:pPr>
-              <w:pStyle w:val="TableText"/>
-              <w:keepNext/>
-              <w:spacing w:before="0" w:after="40" w:line="250" w:lineRule="auto"/>
-              <w:jc w:val="center"/>
-            </w:pPr>
-            <w:r>
-              <w:rPr>
-                <w:rFonts w:ascii="Calibri" w:hAnsi="Calibri" w:eastAsia="Calibri" w:cs="Calibri"/>
-                <w:b w:val="0"/>
-                <w:color w:val="202B31"/>
-                <w:sz w:val="20"/>
-              </w:rPr>
-            </w:r>
-            <w:r>
-              <w:rPr>
-                <w:rFonts w:ascii="Calibri" w:hAnsi="Calibri" w:eastAsia="Calibri" w:cs="Calibri"/>
-                <w:b w:val="0"/>
-                <w:color w:val="202B31"/>
-                <w:sz w:val="20"/>
-              </w:rPr>
-              <w:t>v0.2</w:t>
+            <w:r>
+              <w:t>Оборудование</w:t>
             </w:r>
           </w:p>
         </w:tc>
@@ -6312,15 +6334,15 @@
                 <w:color w:val="202B31"/>
                 <w:sz w:val="20"/>
               </w:rPr>
-            </w:r>
-            <w:r>
-              <w:rPr>
-                <w:rFonts w:ascii="Calibri" w:hAnsi="Calibri" w:eastAsia="Calibri" w:cs="Calibri"/>
-                <w:b w:val="0"/>
-                <w:color w:val="202B31"/>
-                <w:sz w:val="20"/>
-              </w:rPr>
-              <w:t>Подключение реального LiDAR через SDK/протокол конкретной модели с единым форматом кадров.</w:t>
+              <w:t>Подключение 3DeVOK MQ после проверки доступного SDK, аппаратной ревизии, прошивки и прав на использование интерфейса производителя.</w:t>
+            </w:r>
+            <w:r>
+              <w:rPr>
+                <w:rFonts w:ascii="Calibri" w:hAnsi="Calibri" w:eastAsia="Calibri" w:cs="Calibri"/>
+                <w:b w:val="0"/>
+                <w:color w:val="202B31"/>
+                <w:sz w:val="20"/>
+              </w:rPr>
             </w:r>
           </w:p>
         </w:tc>
@@ -6396,28 +6418,8 @@
             </w:tcBorders>
           </w:tcPr>
           <w:p>
-            <w:pPr>
-              <w:pStyle w:val="TableText"/>
-              <w:keepNext w:val="0"/>
-              <w:spacing w:before="0" w:after="40" w:line="250" w:lineRule="auto"/>
-              <w:jc w:val="center"/>
-            </w:pPr>
-            <w:r>
-              <w:rPr>
-                <w:rFonts w:ascii="Calibri" w:hAnsi="Calibri" w:eastAsia="Calibri" w:cs="Calibri"/>
-                <w:b w:val="0"/>
-                <w:color w:val="202B31"/>
-                <w:sz w:val="20"/>
-              </w:rPr>
-            </w:r>
-            <w:r>
-              <w:rPr>
-                <w:rFonts w:ascii="Calibri" w:hAnsi="Calibri" w:eastAsia="Calibri" w:cs="Calibri"/>
-                <w:b w:val="0"/>
-                <w:color w:val="202B31"/>
-                <w:sz w:val="20"/>
-              </w:rPr>
-              <w:t>v0.2</w:t>
+            <w:r>
+              <w:t>Оборудование</w:t>
             </w:r>
           </w:p>
         </w:tc>
@@ -6539,28 +6541,8 @@
             <w:shd w:fill="FFFFFF" w:val="clear"/>
           </w:tcPr>
           <w:p>
-            <w:pPr>
-              <w:pStyle w:val="TableText"/>
-              <w:keepNext w:val="0"/>
-              <w:spacing w:before="0" w:after="40" w:line="250" w:lineRule="auto"/>
-              <w:jc w:val="center"/>
-            </w:pPr>
-            <w:r>
-              <w:rPr>
-                <w:rFonts w:ascii="Calibri" w:hAnsi="Calibri" w:eastAsia="Calibri" w:cs="Calibri"/>
-                <w:b w:val="0"/>
-                <w:color w:val="202B31"/>
-                <w:sz w:val="20"/>
-              </w:rPr>
-            </w:r>
-            <w:r>
-              <w:rPr>
-                <w:rFonts w:ascii="Calibri" w:hAnsi="Calibri" w:eastAsia="Calibri" w:cs="Calibri"/>
-                <w:b w:val="0"/>
-                <w:color w:val="202B31"/>
-                <w:sz w:val="20"/>
-              </w:rPr>
-              <w:t>v0.3</w:t>
+            <w:r>
+              <w:t>Нейросеть</w:t>
             </w:r>
           </w:p>
         </w:tc>
@@ -6682,28 +6664,8 @@
             </w:tcBorders>
           </w:tcPr>
           <w:p>
-            <w:pPr>
-              <w:pStyle w:val="TableText"/>
-              <w:keepNext w:val="0"/>
-              <w:spacing w:before="0" w:after="40" w:line="250" w:lineRule="auto"/>
-              <w:jc w:val="center"/>
-            </w:pPr>
-            <w:r>
-              <w:rPr>
-                <w:rFonts w:ascii="Calibri" w:hAnsi="Calibri" w:eastAsia="Calibri" w:cs="Calibri"/>
-                <w:b w:val="0"/>
-                <w:color w:val="202B31"/>
-                <w:sz w:val="20"/>
-              </w:rPr>
-            </w:r>
-            <w:r>
-              <w:rPr>
-                <w:rFonts w:ascii="Calibri" w:hAnsi="Calibri" w:eastAsia="Calibri" w:cs="Calibri"/>
-                <w:b w:val="0"/>
-                <w:color w:val="202B31"/>
-                <w:sz w:val="20"/>
-              </w:rPr>
-              <w:t>v0.3</w:t>
+            <w:r>
+              <w:t>Нейросеть</w:t>
             </w:r>
           </w:p>
         </w:tc>
@@ -6825,28 +6787,8 @@
             <w:shd w:fill="FFFFFF" w:val="clear"/>
           </w:tcPr>
           <w:p>
-            <w:pPr>
-              <w:pStyle w:val="TableText"/>
-              <w:keepNext w:val="0"/>
-              <w:spacing w:before="0" w:after="40" w:line="250" w:lineRule="auto"/>
-              <w:jc w:val="center"/>
-            </w:pPr>
-            <w:r>
-              <w:rPr>
-                <w:rFonts w:ascii="Calibri" w:hAnsi="Calibri" w:eastAsia="Calibri" w:cs="Calibri"/>
-                <w:b w:val="0"/>
-                <w:color w:val="202B31"/>
-                <w:sz w:val="20"/>
-              </w:rPr>
-            </w:r>
-            <w:r>
-              <w:rPr>
-                <w:rFonts w:ascii="Calibri" w:hAnsi="Calibri" w:eastAsia="Calibri" w:cs="Calibri"/>
-                <w:b w:val="0"/>
-                <w:color w:val="202B31"/>
-                <w:sz w:val="20"/>
-              </w:rPr>
-              <w:t>v0.3</w:t>
+            <w:r>
+              <w:t>Нейросеть</w:t>
             </w:r>
           </w:p>
         </w:tc>
@@ -6968,28 +6910,8 @@
             </w:tcBorders>
           </w:tcPr>
           <w:p>
-            <w:pPr>
-              <w:pStyle w:val="TableText"/>
-              <w:keepNext w:val="0"/>
-              <w:spacing w:before="0" w:after="40" w:line="250" w:lineRule="auto"/>
-              <w:jc w:val="center"/>
-            </w:pPr>
-            <w:r>
-              <w:rPr>
-                <w:rFonts w:ascii="Calibri" w:hAnsi="Calibri" w:eastAsia="Calibri" w:cs="Calibri"/>
-                <w:b w:val="0"/>
-                <w:color w:val="202B31"/>
-                <w:sz w:val="20"/>
-              </w:rPr>
-            </w:r>
-            <w:r>
-              <w:rPr>
-                <w:rFonts w:ascii="Calibri" w:hAnsi="Calibri" w:eastAsia="Calibri" w:cs="Calibri"/>
-                <w:b w:val="0"/>
-                <w:color w:val="202B31"/>
-                <w:sz w:val="20"/>
-              </w:rPr>
-              <w:t>v0.3</w:t>
+            <w:r>
+              <w:t>Нейросеть</w:t>
             </w:r>
           </w:p>
         </w:tc>
@@ -7346,15 +7268,15 @@
                 <w:color w:val="202B31"/>
                 <w:sz w:val="20"/>
               </w:rPr>
-            </w:r>
-            <w:r>
-              <w:rPr>
-                <w:rFonts w:ascii="Calibri" w:hAnsi="Calibri" w:eastAsia="Calibri" w:cs="Calibri"/>
-                <w:b w:val="0"/>
-                <w:color w:val="202B31"/>
-                <w:sz w:val="20"/>
-              </w:rPr>
-              <w:t>Windows 10/11 x64; сборка проекта средствами .NET 10 SDK на Windows.</w:t>
+              <w:t>Windows 10/11 x64; .NET 9 SDK, WPF и DirectX 11. TargetFramework проекта — net9.0-windows.</w:t>
+            </w:r>
+            <w:r>
+              <w:rPr>
+                <w:rFonts w:ascii="Calibri" w:hAnsi="Calibri" w:eastAsia="Calibri" w:cs="Calibri"/>
+                <w:b w:val="0"/>
+                <w:color w:val="202B31"/>
+                <w:sz w:val="20"/>
+              </w:rPr>
             </w:r>
           </w:p>
         </w:tc>
@@ -8656,7 +8578,7 @@
           <w:rFonts w:ascii="Calibri" w:hAnsi="Calibri" w:eastAsia="Calibri" w:cs="Calibri"/>
           <w:color w:val="202B31"/>
         </w:rPr>
-        <w:t>Параметры реального LiDAR, включая дальность и частоту измерений, пока не определены. Нагрузка симулятора настраивается под возможности тестового компьютера. Целевые показатели уточняются по результатам замеров.</w:t>
+        <w:t>Целевое устройство — 3D-сканер 3DeVOK MQ. Аппаратная ревизия, прошивка, версия 3DeVOK Studio и SDK пока не зафиксированы в проекте. Дальность 1–100 м, плотность 32–2048 лучей и период 25–1000 мс относятся к симулятору; переносить их на паспорт MQ нельзя.</w:t>
       </w:r>
     </w:p>
     <w:p>
@@ -8790,6 +8712,7 @@
                 <w:color w:val="FFFFFF"/>
                 <w:sz w:val="20"/>
               </w:rPr>
+              <w:t>Реализация и состояние</w:t>
             </w:r>
             <w:r>
               <w:rPr>
@@ -8798,7 +8721,6 @@
                 <w:color w:val="FFFFFF"/>
                 <w:sz w:val="20"/>
               </w:rPr>
-              <w:t>Предполагаемая реализация</w:t>
             </w:r>
           </w:p>
         </w:tc>
@@ -8933,15 +8855,15 @@
                 <w:color w:val="202B31"/>
                 <w:sz w:val="20"/>
               </w:rPr>
-            </w:r>
-            <w:r>
-              <w:rPr>
-                <w:rFonts w:ascii="Calibri" w:hAnsi="Calibri" w:eastAsia="Calibri" w:cs="Calibri"/>
-                <w:b w:val="0"/>
-                <w:color w:val="202B31"/>
-                <w:sz w:val="20"/>
-              </w:rPr>
-              <w:t>.NET 10 / C#</w:t>
+              <w:t>.NET 9 / C#; net9.0-windows</w:t>
+            </w:r>
+            <w:r>
+              <w:rPr>
+                <w:rFonts w:ascii="Calibri" w:hAnsi="Calibri" w:eastAsia="Calibri" w:cs="Calibri"/>
+                <w:b w:val="0"/>
+                <w:color w:val="202B31"/>
+                <w:sz w:val="20"/>
+              </w:rPr>
             </w:r>
           </w:p>
         </w:tc>
@@ -8979,15 +8901,15 @@
                 <w:color w:val="202B31"/>
                 <w:sz w:val="20"/>
               </w:rPr>
-            </w:r>
-            <w:r>
-              <w:rPr>
-                <w:rFonts w:ascii="Calibri" w:hAnsi="Calibri" w:eastAsia="Calibri" w:cs="Calibri"/>
-                <w:b w:val="0"/>
-                <w:color w:val="202B31"/>
-                <w:sz w:val="20"/>
-              </w:rPr>
-              <w:t>Основной код и модель данных.</w:t>
+              <w:t>SDK определяется global.json; Visual Studio с поддержкой .NET 9 и нагрузкой разработки WPF. GitHub Actions устанавливает SDK 9.0.x.</w:t>
+            </w:r>
+            <w:r>
+              <w:rPr>
+                <w:rFonts w:ascii="Calibri" w:hAnsi="Calibri" w:eastAsia="Calibri" w:cs="Calibri"/>
+                <w:b w:val="0"/>
+                <w:color w:val="202B31"/>
+                <w:sz w:val="20"/>
+              </w:rPr>
             </w:r>
           </w:p>
         </w:tc>
@@ -9076,15 +8998,15 @@
                 <w:color w:val="202B31"/>
                 <w:sz w:val="20"/>
               </w:rPr>
-            </w:r>
-            <w:r>
-              <w:rPr>
-                <w:rFonts w:ascii="Calibri" w:hAnsi="Calibri" w:eastAsia="Calibri" w:cs="Calibri"/>
-                <w:b w:val="0"/>
-                <w:color w:val="202B31"/>
-                <w:sz w:val="20"/>
-              </w:rPr>
-              <w:t>WPF + XAML, MVVM по возможности</w:t>
+              <w:t>WPF + XAML, MVVM</w:t>
+            </w:r>
+            <w:r>
+              <w:rPr>
+                <w:rFonts w:ascii="Calibri" w:hAnsi="Calibri" w:eastAsia="Calibri" w:cs="Calibri"/>
+                <w:b w:val="0"/>
+                <w:color w:val="202B31"/>
+                <w:sz w:val="20"/>
+              </w:rPr>
             </w:r>
           </w:p>
         </w:tc>
@@ -9219,15 +9141,15 @@
                 <w:color w:val="202B31"/>
                 <w:sz w:val="20"/>
               </w:rPr>
-            </w:r>
-            <w:r>
-              <w:rPr>
-                <w:rFonts w:ascii="Calibri" w:hAnsi="Calibri" w:eastAsia="Calibri" w:cs="Calibri"/>
-                <w:b w:val="0"/>
-                <w:color w:val="202B31"/>
-                <w:sz w:val="20"/>
-              </w:rPr>
-              <w:t>HelixToolkit.Wpf.SharpDX</w:t>
+              <w:t>HelixToolkit.Wpf.SharpDX 3.1.2 / DirectX 11</w:t>
+            </w:r>
+            <w:r>
+              <w:rPr>
+                <w:rFonts w:ascii="Calibri" w:hAnsi="Calibri" w:eastAsia="Calibri" w:cs="Calibri"/>
+                <w:b w:val="0"/>
+                <w:color w:val="202B31"/>
+                <w:sz w:val="20"/>
+              </w:rPr>
             </w:r>
           </w:p>
         </w:tc>
@@ -9265,15 +9187,15 @@
                 <w:color w:val="202B31"/>
                 <w:sz w:val="20"/>
               </w:rPr>
-            </w:r>
-            <w:r>
-              <w:rPr>
-                <w:rFonts w:ascii="Calibri" w:hAnsi="Calibri" w:eastAsia="Calibri" w:cs="Calibri"/>
-                <w:b w:val="0"/>
-                <w:color w:val="202B31"/>
-                <w:sz w:val="20"/>
-              </w:rPr>
-              <w:t>Визуализация точек, осей, меток и виртуального датчика.</w:t>
+              <w:t>Облака точек, сетки, камеры, слои поверхностей и границы комнаты; требуется Windows и графическая поддержка DirectX 11.</w:t>
+            </w:r>
+            <w:r>
+              <w:rPr>
+                <w:rFonts w:ascii="Calibri" w:hAnsi="Calibri" w:eastAsia="Calibri" w:cs="Calibri"/>
+                <w:b w:val="0"/>
+                <w:color w:val="202B31"/>
+                <w:sz w:val="20"/>
+              </w:rPr>
             </w:r>
           </w:p>
         </w:tc>
@@ -9505,15 +9427,15 @@
                 <w:color w:val="202B31"/>
                 <w:sz w:val="20"/>
               </w:rPr>
-            </w:r>
-            <w:r>
-              <w:rPr>
-                <w:rFonts w:ascii="Calibri" w:hAnsi="Calibri" w:eastAsia="Calibri" w:cs="Calibri"/>
-                <w:b w:val="0"/>
-                <w:color w:val="202B31"/>
-                <w:sz w:val="20"/>
-              </w:rPr>
-              <w:t>PLY / CSV + JSON метаданных</w:t>
+              <w:t>.subterra ZIP с JSON и бинарными данными; экспорт PLY</w:t>
+            </w:r>
+            <w:r>
+              <w:rPr>
+                <w:rFonts w:ascii="Calibri" w:hAnsi="Calibri" w:eastAsia="Calibri" w:cs="Calibri"/>
+                <w:b w:val="0"/>
+                <w:color w:val="202B31"/>
+                <w:sz w:val="20"/>
+              </w:rPr>
             </w:r>
           </w:p>
         </w:tc>
@@ -9551,15 +9473,15 @@
                 <w:color w:val="202B31"/>
                 <w:sz w:val="20"/>
               </w:rPr>
-            </w:r>
-            <w:r>
-              <w:rPr>
-                <w:rFonts w:ascii="Calibri" w:hAnsi="Calibri" w:eastAsia="Calibri" w:cs="Calibri"/>
-                <w:b w:val="0"/>
-                <w:color w:val="202B31"/>
-                <w:sz w:val="20"/>
-              </w:rPr>
-              <w:t>Экспорт точек и восстановление сессий.</w:t>
+              <w:t>Схемы .subterra: 1–3 — симуляция; 4 — скан; 5 — проект; 6 — анализ; 7 — автоматическая комната; 8 — ручные правки; 9 — предметы; 10 — коллекция комнат. Прежние схемы читаются; исходники отделены от прореженного просмотра.</w:t>
+            </w:r>
+            <w:r>
+              <w:rPr>
+                <w:rFonts w:ascii="Calibri" w:hAnsi="Calibri" w:eastAsia="Calibri" w:cs="Calibri"/>
+                <w:b w:val="0"/>
+                <w:color w:val="202B31"/>
+                <w:sz w:val="20"/>
+              </w:rPr>
             </w:r>
           </w:p>
         </w:tc>
@@ -9635,28 +9557,8 @@
             </w:tcBorders>
           </w:tcPr>
           <w:p>
-            <w:pPr>
-              <w:pStyle w:val="TableText"/>
-              <w:keepNext w:val="0"/>
-              <w:spacing w:before="0" w:after="40" w:line="250" w:lineRule="auto"/>
-              <w:jc w:val="left"/>
-            </w:pPr>
-            <w:r>
-              <w:rPr>
-                <w:rFonts w:ascii="Calibri" w:hAnsi="Calibri" w:eastAsia="Calibri" w:cs="Calibri"/>
-                <w:b w:val="0"/>
-                <w:color w:val="202B31"/>
-                <w:sz w:val="20"/>
-              </w:rPr>
-            </w:r>
-            <w:r>
-              <w:rPr>
-                <w:rFonts w:ascii="Calibri" w:hAnsi="Calibri" w:eastAsia="Calibri" w:cs="Calibri"/>
-                <w:b w:val="0"/>
-                <w:color w:val="202B31"/>
-                <w:sz w:val="20"/>
-              </w:rPr>
-              <w:t>ONNX Runtime + камера</w:t>
+            <w:r>
+              <w:t>ONNX Runtime после выбора модели и данных</w:t>
             </w:r>
           </w:p>
         </w:tc>
@@ -9694,15 +9596,15 @@
                 <w:color w:val="202B31"/>
                 <w:sz w:val="20"/>
               </w:rPr>
-            </w:r>
-            <w:r>
-              <w:rPr>
-                <w:rFonts w:ascii="Calibri" w:hAnsi="Calibri" w:eastAsia="Calibri" w:cs="Calibri"/>
-                <w:b w:val="0"/>
-                <w:color w:val="202B31"/>
-                <w:sz w:val="20"/>
-              </w:rPr>
-              <w:t>Инференс распознавания на устройстве; модель выбирается отдельно.</w:t>
+              <w:t>PlaneStructureAnalyzer ищет плоскости, PointObjectAnalyzer — пространственные группы по выборке до 30000 точек. Для нейросети нужны классы, размеченные данные и зафиксированная версия модели.</w:t>
+            </w:r>
+            <w:r>
+              <w:rPr>
+                <w:rFonts w:ascii="Calibri" w:hAnsi="Calibri" w:eastAsia="Calibri" w:cs="Calibri"/>
+                <w:b w:val="0"/>
+                <w:color w:val="202B31"/>
+                <w:sz w:val="20"/>
+              </w:rPr>
             </w:r>
           </w:p>
         </w:tc>
@@ -9791,15 +9693,15 @@
                 <w:color w:val="202B31"/>
                 <w:sz w:val="20"/>
               </w:rPr>
-            </w:r>
-            <w:r>
-              <w:rPr>
-                <w:rFonts w:ascii="Calibri" w:hAnsi="Calibri" w:eastAsia="Calibri" w:cs="Calibri"/>
-                <w:b w:val="0"/>
-                <w:color w:val="202B31"/>
-                <w:sz w:val="20"/>
-              </w:rPr>
-              <w:t>SDK производителя LiDAR</w:t>
+              <w:t>3DeVOK MQ / 3DeVOK Studio; SDK не подключён</w:t>
+            </w:r>
+            <w:r>
+              <w:rPr>
+                <w:rFonts w:ascii="Calibri" w:hAnsi="Calibri" w:eastAsia="Calibri" w:cs="Calibri"/>
+                <w:b w:val="0"/>
+                <w:color w:val="202B31"/>
+                <w:sz w:val="20"/>
+              </w:rPr>
             </w:r>
           </w:p>
         </w:tc>
@@ -9837,15 +9739,15 @@
                 <w:color w:val="202B31"/>
                 <w:sz w:val="20"/>
               </w:rPr>
-            </w:r>
-            <w:r>
-              <w:rPr>
-                <w:rFonts w:ascii="Calibri" w:hAnsi="Calibri" w:eastAsia="Calibri" w:cs="Calibri"/>
-                <w:b w:val="0"/>
-                <w:color w:val="202B31"/>
-                <w:sz w:val="20"/>
-              </w:rPr>
-              <w:t>Подключение физического источника измерений.</w:t>
+              <w:t>Пока поддержан перенос файлов. Версию Studio, прошивку и SDK фиксируют по используемому комплекту перед прямой интеграцией.</w:t>
+            </w:r>
+            <w:r>
+              <w:rPr>
+                <w:rFonts w:ascii="Calibri" w:hAnsi="Calibri" w:eastAsia="Calibri" w:cs="Calibri"/>
+                <w:b w:val="0"/>
+                <w:color w:val="202B31"/>
+                <w:sz w:val="20"/>
+              </w:rPr>
             </w:r>
           </w:p>
         </w:tc>
@@ -9882,11 +9784,7 @@
           <w:rFonts w:ascii="Calibri" w:hAnsi="Calibri" w:eastAsia="Calibri" w:cs="Calibri"/>
           <w:color w:val="202B31"/>
         </w:rPr>
-        <w:t>Источник сканов → кадры ScanFrame → обработка и карта → визуализация и сохранение.</w:t>
-        <w:br/>
-        <w:t>IScanSource → ScanFrame → MapService → RenderService / StorageService.</w:t>
-        <w:br/>
-        <w:t>Будущий модуль распознавания подключается отдельно и создаёт DetectionRecord.</w:t>
+        <w:t>Симуляция: IScanSource/IScanFrameSource → ScanFrame → MapAccumulator → SceneGeometry/SessionStorage. Импорт: ScanImporter → ScanProject → ScanProjectEvaluator/ImportedGeometry. Анализ: PlaneStructureAnalyzer, PointObjectAnalyzer и RoomPlanner; совмещение — ScanAlignment. Результаты и происхождение хранятся в StructureAnalysisDocument; DetectionRecord не реализован.</w:t>
       </w:r>
     </w:p>
     <w:p>
@@ -10150,15 +10048,15 @@
                 <w:color w:val="202B31"/>
                 <w:sz w:val="20"/>
               </w:rPr>
-            </w:r>
-            <w:r>
-              <w:rPr>
-                <w:rFonts w:ascii="Calibri" w:hAnsi="Calibri" w:eastAsia="Calibri" w:cs="Calibri"/>
-                <w:b w:val="0"/>
-                <w:color w:val="202B31"/>
-                <w:sz w:val="20"/>
-              </w:rPr>
-              <w:t>X, Y, Z (м), Timestamp (при наличии)</w:t>
+              <w:t>X, Y, Z и Intensity (Single); время хранится у ScanFrame.</w:t>
+            </w:r>
+            <w:r>
+              <w:rPr>
+                <w:rFonts w:ascii="Calibri" w:hAnsi="Calibri" w:eastAsia="Calibri" w:cs="Calibri"/>
+                <w:b w:val="0"/>
+                <w:color w:val="202B31"/>
+                <w:sz w:val="20"/>
+              </w:rPr>
             </w:r>
           </w:p>
         </w:tc>
@@ -10293,15 +10191,15 @@
                 <w:color w:val="202B31"/>
                 <w:sz w:val="20"/>
               </w:rPr>
-            </w:r>
-            <w:r>
-              <w:rPr>
-                <w:rFonts w:ascii="Calibri" w:hAnsi="Calibri" w:eastAsia="Calibri" w:cs="Calibri"/>
-                <w:b w:val="0"/>
-                <w:color w:val="202B31"/>
-                <w:sz w:val="20"/>
-              </w:rPr>
-              <w:t>Position XYZ; Orientation (quaternion / углы)</w:t>
+              <w:t>Position (Vector3), Orientation (Quaternion).</w:t>
+            </w:r>
+            <w:r>
+              <w:rPr>
+                <w:rFonts w:ascii="Calibri" w:hAnsi="Calibri" w:eastAsia="Calibri" w:cs="Calibri"/>
+                <w:b w:val="0"/>
+                <w:color w:val="202B31"/>
+                <w:sz w:val="20"/>
+              </w:rPr>
             </w:r>
           </w:p>
         </w:tc>
@@ -10436,15 +10334,15 @@
                 <w:color w:val="202B31"/>
                 <w:sz w:val="20"/>
               </w:rPr>
-            </w:r>
-            <w:r>
-              <w:rPr>
-                <w:rFonts w:ascii="Calibri" w:hAnsi="Calibri" w:eastAsia="Calibri" w:cs="Calibri"/>
-                <w:b w:val="0"/>
-                <w:color w:val="202B31"/>
-                <w:sz w:val="20"/>
-              </w:rPr>
-              <w:t>Timestamp, Pose, Points[], SourceId</w:t>
+              <w:t>Timestamp, Pose, Progress, Points[]. Реальные импортированные проекты не представляются кадрами симуляции.</w:t>
+            </w:r>
+            <w:r>
+              <w:rPr>
+                <w:rFonts w:ascii="Calibri" w:hAnsi="Calibri" w:eastAsia="Calibri" w:cs="Calibri"/>
+                <w:b w:val="0"/>
+                <w:color w:val="202B31"/>
+                <w:sz w:val="20"/>
+              </w:rPr>
             </w:r>
           </w:p>
         </w:tc>
@@ -10579,15 +10477,15 @@
                 <w:color w:val="202B31"/>
                 <w:sz w:val="20"/>
               </w:rPr>
-            </w:r>
-            <w:r>
-              <w:rPr>
-                <w:rFonts w:ascii="Calibri" w:hAnsi="Calibri" w:eastAsia="Calibri" w:cs="Calibri"/>
-                <w:b w:val="0"/>
-                <w:color w:val="202B31"/>
-                <w:sz w:val="20"/>
-              </w:rPr>
-              <w:t>ID, время, настройки, набор кадров, версия схемы</w:t>
+              <w:t>ScenarioId, SceneVersion, Settings, Frames, Adjustments, Annotations; для импорта — ImportedScan и/или Project.</w:t>
+            </w:r>
+            <w:r>
+              <w:rPr>
+                <w:rFonts w:ascii="Calibri" w:hAnsi="Calibri" w:eastAsia="Calibri" w:cs="Calibri"/>
+                <w:b w:val="0"/>
+                <w:color w:val="202B31"/>
+                <w:sz w:val="20"/>
+              </w:rPr>
             </w:r>
           </w:p>
         </w:tc>
@@ -10768,15 +10666,15 @@
                 <w:color w:val="202B31"/>
                 <w:sz w:val="20"/>
               </w:rPr>
-            </w:r>
-            <w:r>
-              <w:rPr>
-                <w:rFonts w:ascii="Calibri" w:hAnsi="Calibri" w:eastAsia="Calibri" w:cs="Calibri"/>
-                <w:b w:val="0"/>
-                <w:color w:val="202B31"/>
-                <w:sz w:val="20"/>
-              </w:rPr>
-              <w:t>Будущее распознавание и проверка оператором.</w:t>
+              <w:t>Планируемая сущность. Сейчас результаты геометрического анализа представлены StructureSurface, StructureAnalysisDocument и RoomPlan.</w:t>
+            </w:r>
+            <w:r>
+              <w:rPr>
+                <w:rFonts w:ascii="Calibri" w:hAnsi="Calibri" w:eastAsia="Calibri" w:cs="Calibri"/>
+                <w:b w:val="0"/>
+                <w:color w:val="202B31"/>
+                <w:sz w:val="20"/>
+              </w:rPr>
             </w:r>
           </w:p>
         </w:tc>
@@ -10813,7 +10711,7 @@
           <w:rFonts w:ascii="Calibri" w:hAnsi="Calibri" w:eastAsia="Calibri" w:cs="Calibri"/>
           <w:color w:val="202B31"/>
         </w:rPr>
-        <w:t>Единицы: метры; одна согласованная декартова система координат для всего приложения (X, Y, Z).</w:t>
+        <w:t>Внутренняя геометрия — метры, вертикаль Z. При импорте выбираются мм/см/м и ось Y/Z; исходное смещение сохраняется в ImportMetadata.</w:t>
       </w:r>
     </w:p>
     <w:p>
@@ -10827,7 +10725,7 @@
           <w:rFonts w:ascii="Calibri" w:hAnsi="Calibri" w:eastAsia="Calibri" w:cs="Calibri"/>
           <w:color w:val="202B31"/>
         </w:rPr>
-        <w:t>Каждый кадр сканирования содержит момент времени и позу датчика. Локальные точки преобразуются в координаты сцены через SensorPose.</w:t>
+        <w:t>Кадр симуляции хранит время и позу датчика; его точки уже находятся в общей системе сцены. Точки импортов приведены к метрам и Z вверх, преобразование объекта ScanTransform применяется при оценке проекта.</w:t>
       </w:r>
     </w:p>
     <w:p>
@@ -10882,7 +10780,7 @@
           <w:rFonts w:ascii="Calibri" w:hAnsi="Calibri" w:eastAsia="Calibri" w:cs="Calibri"/>
           <w:color w:val="202B31"/>
         </w:rPr>
-        <w:t>Рекомендуемые проекты решения: Subterra.App (WPF), Subterra.Core (модели и интерфейсы), Subterra.Simulation (геометрия и сканы), Subterra.Storage (импорт/экспорт), Subterra.Tests (автоматические тесты). Для учебного MVP допустим один проект с теми же папками, если сохранены границы ответственности.</w:t>
+        <w:t>Фактическое решение: SubTerra (WPF), SubTerra.Tests (xUnit), SubTerra.Diagnostics (CPU-замеры). В приложении: Models, Services, Simulation, Rendering, Navigation, ViewModels, Views и Themes. Файл решения — SubTerra/SubTerra.sln.</w:t>
       </w:r>
     </w:p>
     <w:p>
@@ -11672,15 +11570,15 @@
                 <w:color w:val="202B31"/>
                 <w:sz w:val="20"/>
               </w:rPr>
-            </w:r>
-            <w:r>
-              <w:rPr>
-                <w:rFonts w:ascii="Calibri" w:hAnsi="Calibri" w:eastAsia="Calibri" w:cs="Calibri"/>
-                <w:b w:val="0"/>
-                <w:color w:val="202B31"/>
-                <w:sz w:val="20"/>
-              </w:rPr>
-              <w:t>Э4. Реальный датчик</w:t>
+              <w:t>Э4. Анализ помещений</w:t>
+            </w:r>
+            <w:r>
+              <w:rPr>
+                <w:rFonts w:ascii="Calibri" w:hAnsi="Calibri" w:eastAsia="Calibri" w:cs="Calibri"/>
+                <w:b w:val="0"/>
+                <w:color w:val="202B31"/>
+                <w:sz w:val="20"/>
+              </w:rPr>
             </w:r>
           </w:p>
         </w:tc>
@@ -11718,15 +11616,15 @@
                 <w:color w:val="202B31"/>
                 <w:sz w:val="20"/>
               </w:rPr>
-            </w:r>
-            <w:r>
-              <w:rPr>
-                <w:rFonts w:ascii="Calibri" w:hAnsi="Calibri" w:eastAsia="Calibri" w:cs="Calibri"/>
-                <w:b w:val="0"/>
-                <w:color w:val="202B31"/>
-                <w:sz w:val="20"/>
-              </w:rPr>
-              <w:t>Выбор модели, SDK, драйвер/адаптер, калибровка; после готовности аппаратуры.</w:t>
+              <w:t>Реализованы плоскости, ручные правки комнат и проёмов, группы предметов, совмещение и коллекция помещений с названиями этажей. Следующий шаг — проверка на реальных сканах.</w:t>
+            </w:r>
+            <w:r>
+              <w:rPr>
+                <w:rFonts w:ascii="Calibri" w:hAnsi="Calibri" w:eastAsia="Calibri" w:cs="Calibri"/>
+                <w:b w:val="0"/>
+                <w:color w:val="202B31"/>
+                <w:sz w:val="20"/>
+              </w:rPr>
             </w:r>
           </w:p>
         </w:tc>
@@ -11764,15 +11662,15 @@
                 <w:color w:val="202B31"/>
                 <w:sz w:val="20"/>
               </w:rPr>
-            </w:r>
-            <w:r>
-              <w:rPr>
-                <w:rFonts w:ascii="Calibri" w:hAnsi="Calibri" w:eastAsia="Calibri" w:cs="Calibri"/>
-                <w:b w:val="0"/>
-                <w:color w:val="202B31"/>
-                <w:sz w:val="20"/>
-              </w:rPr>
-              <w:t>Получение реальных точек и сравнительные замеры.</w:t>
+              <w:t>Проверка на реальном скане с контрольными размерами; сохранение, восстановление и история правок.</w:t>
+            </w:r>
+            <w:r>
+              <w:rPr>
+                <w:rFonts w:ascii="Calibri" w:hAnsi="Calibri" w:eastAsia="Calibri" w:cs="Calibri"/>
+                <w:b w:val="0"/>
+                <w:color w:val="202B31"/>
+                <w:sz w:val="20"/>
+              </w:rPr>
             </w:r>
           </w:p>
         </w:tc>
@@ -11815,15 +11713,15 @@
                 <w:color w:val="202B31"/>
                 <w:sz w:val="20"/>
               </w:rPr>
-            </w:r>
-            <w:r>
-              <w:rPr>
-                <w:rFonts w:ascii="Calibri" w:hAnsi="Calibri" w:eastAsia="Calibri" w:cs="Calibri"/>
-                <w:b w:val="0"/>
-                <w:color w:val="202B31"/>
-                <w:sz w:val="20"/>
-              </w:rPr>
-              <w:t>Э5. ИИ</w:t>
+              <w:t>Э5. Оборудование и ИИ</w:t>
+            </w:r>
+            <w:r>
+              <w:rPr>
+                <w:rFonts w:ascii="Calibri" w:hAnsi="Calibri" w:eastAsia="Calibri" w:cs="Calibri"/>
+                <w:b w:val="0"/>
+                <w:color w:val="202B31"/>
+                <w:sz w:val="20"/>
+              </w:rPr>
             </w:r>
           </w:p>
         </w:tc>
@@ -11861,15 +11759,15 @@
                 <w:color w:val="202B31"/>
                 <w:sz w:val="20"/>
               </w:rPr>
-            </w:r>
-            <w:r>
-              <w:rPr>
-                <w:rFonts w:ascii="Calibri" w:hAnsi="Calibri" w:eastAsia="Calibri" w:cs="Calibri"/>
-                <w:b w:val="0"/>
-                <w:color w:val="202B31"/>
-                <w:sz w:val="20"/>
-              </w:rPr>
-              <w:t>Камера, выбор модели, распознавание и классификация, тестирование ошибок.</w:t>
+              <w:t>Проверка SDK 3DeVOK MQ и адаптера; выбор ONNX-модели и тестовых данных. Работы зависят от оборудования и качества входных данных.</w:t>
+            </w:r>
+            <w:r>
+              <w:rPr>
+                <w:rFonts w:ascii="Calibri" w:hAnsi="Calibri" w:eastAsia="Calibri" w:cs="Calibri"/>
+                <w:b w:val="0"/>
+                <w:color w:val="202B31"/>
+                <w:sz w:val="20"/>
+              </w:rPr>
             </w:r>
           </w:p>
         </w:tc>
@@ -11907,15 +11805,15 @@
                 <w:color w:val="202B31"/>
                 <w:sz w:val="20"/>
               </w:rPr>
-            </w:r>
-            <w:r>
-              <w:rPr>
-                <w:rFonts w:ascii="Calibri" w:hAnsi="Calibri" w:eastAsia="Calibri" w:cs="Calibri"/>
-                <w:b w:val="0"/>
-                <w:color w:val="202B31"/>
-                <w:sz w:val="20"/>
-              </w:rPr>
-              <w:t>Результаты распознавания отделены от симуляции и проверяются оператором.</w:t>
+              <w:t>Результаты геометрии, нейросети и симуляции различимы; оператор проверяет распознанные классы.</w:t>
+            </w:r>
+            <w:r>
+              <w:rPr>
+                <w:rFonts w:ascii="Calibri" w:hAnsi="Calibri" w:eastAsia="Calibri" w:cs="Calibri"/>
+                <w:b w:val="0"/>
+                <w:color w:val="202B31"/>
+                <w:sz w:val="20"/>
+              </w:rPr>
             </w:r>
           </w:p>
         </w:tc>
@@ -13342,15 +13240,15 @@
                 <w:color w:val="202B31"/>
                 <w:sz w:val="20"/>
               </w:rPr>
-            </w:r>
-            <w:r>
-              <w:rPr>
-                <w:rFonts w:ascii="Calibri" w:hAnsi="Calibri" w:eastAsia="Calibri" w:cs="Calibri"/>
-                <w:b w:val="0"/>
-                <w:color w:val="202B31"/>
-                <w:sz w:val="20"/>
-              </w:rPr>
-              <w:t>Проверка сборки и тестов</w:t>
+              <w:t>Восстановление, сборка и тесты</w:t>
+            </w:r>
+            <w:r>
+              <w:rPr>
+                <w:rFonts w:ascii="Calibri" w:hAnsi="Calibri" w:eastAsia="Calibri" w:cs="Calibri"/>
+                <w:b w:val="0"/>
+                <w:color w:val="202B31"/>
+                <w:sz w:val="20"/>
+              </w:rPr>
             </w:r>
           </w:p>
         </w:tc>
@@ -13388,15 +13286,15 @@
                 <w:color w:val="202B31"/>
                 <w:sz w:val="20"/>
               </w:rPr>
-            </w:r>
-            <w:r>
-              <w:rPr>
-                <w:rFonts w:ascii="Calibri" w:hAnsi="Calibri" w:eastAsia="Calibri" w:cs="Calibri"/>
-                <w:b w:val="0"/>
-                <w:color w:val="202B31"/>
-                <w:sz w:val="20"/>
-              </w:rPr>
-              <w:t>dotnet build и dotnet test успешно завершаются на целевой Windows-среде.</w:t>
+              <w:t>dotnet restore SubTerra/SubTerra.sln --locked-mode, затем Release build --no-restore и test SubTerra.Tests/SubTerra.Tests.csproj --configuration Release --no-build --no-restore успешно завершаются в Windows с SDK .NET 9.</w:t>
+            </w:r>
+            <w:r>
+              <w:rPr>
+                <w:rFonts w:ascii="Calibri" w:hAnsi="Calibri" w:eastAsia="Calibri" w:cs="Calibri"/>
+                <w:b w:val="0"/>
+                <w:color w:val="202B31"/>
+                <w:sz w:val="20"/>
+              </w:rPr>
             </w:r>
           </w:p>
         </w:tc>
@@ -13864,15 +13762,15 @@
                 <w:color w:val="202B31"/>
                 <w:sz w:val="20"/>
               </w:rPr>
-            </w:r>
-            <w:r>
-              <w:rPr>
-                <w:rFonts w:ascii="Calibri" w:hAnsi="Calibri" w:eastAsia="Calibri" w:cs="Calibri"/>
-                <w:b w:val="0"/>
-                <w:color w:val="202B31"/>
-                <w:sz w:val="20"/>
-              </w:rPr>
-              <w:t>LiDAR ещё не выбран</w:t>
+              <w:t>SDK и версии комплекта MQ не зафиксированы</w:t>
+            </w:r>
+            <w:r>
+              <w:rPr>
+                <w:rFonts w:ascii="Calibri" w:hAnsi="Calibri" w:eastAsia="Calibri" w:cs="Calibri"/>
+                <w:b w:val="0"/>
+                <w:color w:val="202B31"/>
+                <w:sz w:val="20"/>
+              </w:rPr>
             </w:r>
           </w:p>
         </w:tc>
@@ -13910,15 +13808,15 @@
                 <w:color w:val="202B31"/>
                 <w:sz w:val="20"/>
               </w:rPr>
-            </w:r>
-            <w:r>
-              <w:rPr>
-                <w:rFonts w:ascii="Calibri" w:hAnsi="Calibri" w:eastAsia="Calibri" w:cs="Calibri"/>
-                <w:b w:val="0"/>
-                <w:color w:val="202B31"/>
-                <w:sz w:val="20"/>
-              </w:rPr>
-              <w:t>Нельзя гарантировать частоту, дальность, 3D-режим и SDK.</w:t>
+              <w:t>Поддержка файлов не подтверждает возможность прямого захвата или точность конкретного комплекта.</w:t>
+            </w:r>
+            <w:r>
+              <w:rPr>
+                <w:rFonts w:ascii="Calibri" w:hAnsi="Calibri" w:eastAsia="Calibri" w:cs="Calibri"/>
+                <w:b w:val="0"/>
+                <w:color w:val="202B31"/>
+                <w:sz w:val="20"/>
+              </w:rPr>
             </w:r>
           </w:p>
         </w:tc>
@@ -13956,15 +13854,15 @@
                 <w:color w:val="202B31"/>
                 <w:sz w:val="20"/>
               </w:rPr>
-            </w:r>
-            <w:r>
-              <w:rPr>
-                <w:rFonts w:ascii="Calibri" w:hAnsi="Calibri" w:eastAsia="Calibri" w:cs="Calibri"/>
-                <w:b w:val="0"/>
-                <w:color w:val="202B31"/>
-                <w:sz w:val="20"/>
-              </w:rPr>
-              <w:t>Утвердить паспорт конкретной модели до этапа Э4.</w:t>
+              <w:t>Зафиксировать ревизию MQ, прошивку, Studio, SDK и паспортные параметры перед аппаратной интеграцией.</w:t>
+            </w:r>
+            <w:r>
+              <w:rPr>
+                <w:rFonts w:ascii="Calibri" w:hAnsi="Calibri" w:eastAsia="Calibri" w:cs="Calibri"/>
+                <w:b w:val="0"/>
+                <w:color w:val="202B31"/>
+                <w:sz w:val="20"/>
+              </w:rPr>
             </w:r>
           </w:p>
         </w:tc>
@@ -15551,15 +15449,15 @@
                 <w:color w:val="202B31"/>
                 <w:sz w:val="20"/>
               </w:rPr>
-            </w:r>
-            <w:r>
-              <w:rPr>
-                <w:rFonts w:ascii="Calibri" w:hAnsi="Calibri" w:eastAsia="Calibri" w:cs="Calibri"/>
-                <w:b w:val="0"/>
-                <w:color w:val="202B31"/>
-                <w:sz w:val="20"/>
-              </w:rPr>
-              <w:t>Модель LiDAR и паспорт характеристик</w:t>
+              <w:t>Сканер и версии аппаратного комплекта</w:t>
+            </w:r>
+            <w:r>
+              <w:rPr>
+                <w:rFonts w:ascii="Calibri" w:hAnsi="Calibri" w:eastAsia="Calibri" w:cs="Calibri"/>
+                <w:b w:val="0"/>
+                <w:color w:val="202B31"/>
+                <w:sz w:val="20"/>
+              </w:rPr>
             </w:r>
           </w:p>
         </w:tc>
@@ -15597,15 +15495,15 @@
                 <w:color w:val="202B31"/>
                 <w:sz w:val="20"/>
               </w:rPr>
-            </w:r>
-            <w:r>
-              <w:rPr>
-                <w:rFonts w:ascii="Calibri" w:hAnsi="Calibri" w:eastAsia="Calibri" w:cs="Calibri"/>
-                <w:b w:val="0"/>
-                <w:color w:val="202B31"/>
-                <w:sz w:val="20"/>
-              </w:rPr>
-              <w:t>Не выбраны; получить точное название, дальность, частоту, тип (2D/3D), интерфейс и SDK.</w:t>
+              <w:t>Целевой сканер — 3DeVOK MQ. Ревизия, прошивка, версия Studio и SDK требуют подтверждения по фактическому комплекту; прямой драйвер не реализован.</w:t>
+            </w:r>
+            <w:r>
+              <w:rPr>
+                <w:rFonts w:ascii="Calibri" w:hAnsi="Calibri" w:eastAsia="Calibri" w:cs="Calibri"/>
+                <w:b w:val="0"/>
+                <w:color w:val="202B31"/>
+                <w:sz w:val="20"/>
+              </w:rPr>
             </w:r>
           </w:p>
         </w:tc>
@@ -16044,7 +15942,7 @@
           <w:rFonts w:ascii="Calibri" w:hAnsi="Calibri" w:eastAsia="Calibri" w:cs="Calibri"/>
           <w:color w:val="202B31"/>
         </w:rPr>
-        <w:t>Описание архитектуры и публичных интерфейсов обмена данными.</w:t>
+        <w:t>Фактическая структура решения и формат данных описаны в проекте и руководстве; план развития — docs/implementation-plan.md.</w:t>
       </w:r>
     </w:p>
     <w:p>
@@ -16126,7 +16024,7 @@
           <w:rFonts w:ascii="Calibri" w:hAnsi="Calibri" w:eastAsia="Calibri" w:cs="Calibri"/>
           <w:color w:val="202B31"/>
         </w:rPr>
-        <w:t>Источник сканирования выдаёт последовательность ScanFrame. Каждый кадр содержит идентификатор источника, время UTC, положение и ориентацию датчика, массив точек и признак симуляции или реального устройства. Для воспроизводимых виртуальных измерений можно сохранять ScenarioId и начальное значение генератора случайного шума.</w:t>
+        <w:t>IScanFrameSource.ReadFramesAsync(ScanRequest, CancellationToken) выдаёт IAsyncEnumerable&lt;ScanFrame&gt;. IScanSource дополнительно предоставляет GenerateAsync. ScanFrame хранит Timestamp, Pose, Progress и Points; отдельного SourceId в нём нет. Импорт PLY/ASC обрабатывается ScanImporter и не требует виртуальных кадров.</w:t>
       </w:r>
     </w:p>
     <w:p>
@@ -16139,7 +16037,7 @@
           <w:rFonts w:ascii="Calibri" w:hAnsi="Calibri" w:eastAsia="Calibri" w:cs="Calibri"/>
           <w:color w:val="000000"/>
         </w:rPr>
-        <w:t>Пример метаданных сессии JSON</w:t>
+        <w:t>Пример manifest.json для частичного сеанса симуляции</w:t>
       </w:r>
     </w:p>
     <w:p>
@@ -16173,7 +16071,7 @@
           <w:color w:val="202B31"/>
           <w:sz w:val="19"/>
         </w:rPr>
-        <w:t xml:space="preserve">  "schemaVersion": "0.1",</w:t>
+        <w:t xml:space="preserve">  "SchemaVersion": 1,</w:t>
       </w:r>
     </w:p>
     <w:p>
@@ -16190,7 +16088,7 @@
           <w:color w:val="202B31"/>
           <w:sz w:val="19"/>
         </w:rPr>
-        <w:t xml:space="preserve">  "project": "Subterra",</w:t>
+        <w:t xml:space="preserve">  "SourceType": "simulation",</w:t>
       </w:r>
     </w:p>
     <w:p>
@@ -16207,7 +16105,7 @@
           <w:color w:val="202B31"/>
           <w:sz w:val="19"/>
         </w:rPr>
-        <w:t xml:space="preserve">  "sessionId": "demo-001",</w:t>
+        <w:t xml:space="preserve">  "CoordinateUnit": "m",</w:t>
       </w:r>
     </w:p>
     <w:p>
@@ -16224,7 +16122,7 @@
           <w:color w:val="202B31"/>
           <w:sz w:val="19"/>
         </w:rPr>
-        <w:t xml:space="preserve">  "sourceType": "simulation",</w:t>
+        <w:t xml:space="preserve">  "ScenarioId": "aurora",</w:t>
       </w:r>
     </w:p>
     <w:p>
@@ -16241,7 +16139,7 @@
           <w:color w:val="202B31"/>
           <w:sz w:val="19"/>
         </w:rPr>
-        <w:t xml:space="preserve">  "coordinateUnit": "m",</w:t>
+        <w:t xml:space="preserve">  "SceneVersion": 3,</w:t>
       </w:r>
     </w:p>
     <w:p>
@@ -16258,7 +16156,7 @@
           <w:color w:val="202B31"/>
           <w:sz w:val="19"/>
         </w:rPr>
-        <w:t xml:space="preserve">  "scenario": "cave_tunnel",</w:t>
+        <w:t xml:space="preserve">  "Settings": {</w:t>
       </w:r>
     </w:p>
     <w:p>
@@ -16275,7 +16173,7 @@
           <w:color w:val="202B31"/>
           <w:sz w:val="19"/>
         </w:rPr>
-        <w:t xml:space="preserve">  "scanParameters": {</w:t>
+        <w:t xml:space="preserve">    "RangeMeters": 20, "RaysPerFrame": 720,</w:t>
       </w:r>
     </w:p>
     <w:p>
@@ -16292,7 +16190,7 @@
           <w:color w:val="202B31"/>
           <w:sz w:val="19"/>
         </w:rPr>
-        <w:t xml:space="preserve">    "rangeMeters": 5.0,</w:t>
+        <w:t xml:space="preserve">    "FrameCount": 180, "Seed": 42,</w:t>
       </w:r>
     </w:p>
     <w:p>
@@ -16309,24 +16207,7 @@
           <w:color w:val="202B31"/>
           <w:sz w:val="19"/>
         </w:rPr>
-        <w:t xml:space="preserve">    "raysPerFrame": 2000,</w:t>
-      </w:r>
-    </w:p>
-    <w:p>
-      <w:pPr>
-        <w:keepNext/>
-        <w:widowControl/>
-        <w:spacing w:after="0" w:before="0" w:line="245" w:lineRule="auto"/>
-        <w:ind w:left="0" w:firstLine="0"/>
-      </w:pPr>
-      <w:r>
-        <w:rPr>
-          <w:rFonts w:ascii="Consolas" w:hAnsi="Consolas" w:eastAsia="Consolas" w:cs="Consolas"/>
-          <w:b w:val="0"/>
-          <w:color w:val="202B31"/>
-          <w:sz w:val="19"/>
-        </w:rPr>
-        <w:t xml:space="preserve">    "targetFramesPerSecond": 10</w:t>
+        <w:t xml:space="preserve">    "StartProgress": 0, "FrameIntervalMilliseconds": 100</w:t>
       </w:r>
     </w:p>
     <w:p>
@@ -16360,7 +16241,7 @@
           <w:color w:val="202B31"/>
           <w:sz w:val="19"/>
         </w:rPr>
-        <w:t xml:space="preserve">  "pointCloudFile": "demo-001.ply",</w:t>
+        <w:t xml:space="preserve">  "FrameCount": 1,</w:t>
       </w:r>
     </w:p>
     <w:p>
@@ -16377,7 +16258,24 @@
           <w:color w:val="202B31"/>
           <w:sz w:val="19"/>
         </w:rPr>
-        <w:t xml:space="preserve">  "detectionsAreSynthetic": true</w:t>
+        <w:t xml:space="preserve">  "PointCount": 0,</w:t>
+      </w:r>
+    </w:p>
+    <w:p>
+      <w:pPr>
+        <w:keepNext/>
+        <w:widowControl/>
+        <w:spacing w:after="0" w:before="0" w:line="245" w:lineRule="auto"/>
+        <w:ind w:left="0" w:firstLine="0"/>
+      </w:pPr>
+      <w:r>
+        <w:rPr>
+          <w:rFonts w:ascii="Consolas" w:hAnsi="Consolas" w:eastAsia="Consolas" w:cs="Consolas"/>
+          <w:b w:val="0"/>
+          <w:color w:val="202B31"/>
+          <w:sz w:val="19"/>
+        </w:rPr>
+        <w:t xml:space="preserve">  "Adjustments": [], "Annotations": []</w:t>
       </w:r>
     </w:p>
     <w:p>
@@ -16409,7 +16307,7 @@
           <w:rFonts w:ascii="Calibri" w:hAnsi="Calibri" w:eastAsia="Calibri" w:cs="Calibri"/>
           <w:color w:val="202B31"/>
         </w:rPr>
-        <w:t>Это пример структуры файла. Поле schemaVersion обязательно: при изменении формата оно позволяет проверять совместимость данных.</w:t>
+        <w:t>Это пример manifest.json симуляции: один полученный кадр без отражений при плановых 180 кадрах; кадр находится в frames.bin. Импортированные проекты используют схемы 5–10 по содержимому. Разметка, комнаты и ручные правки сохраняются отдельно от исходников.</w:t>
       </w:r>
     </w:p>
     <w:p>

--- a/Subterra.docx
+++ b/Subterra.docx
@@ -1845,7 +1845,7 @@
                 <w:color w:val="202B31"/>
                 <w:sz w:val="20"/>
               </w:rPr>
-              <w:t>3D-просмотр, измерения, пользовательские метки, анализ поверхностей и план комнаты; проекты .subterra и экспорт PLY.</w:t>
+              <w:t>3D-просмотр, измерения, пользовательские метки, анализ поверхностей, планы помещений и группы предметов; проекты .subterra и экспорт PLY.</w:t>
             </w:r>
             <w:r>
               <w:rPr>
@@ -2668,7 +2668,7 @@
                 <w:color w:val="202B31"/>
                 <w:sz w:val="20"/>
               </w:rPr>
-              <w:t>Следующий этап — модель помещения</w:t>
+              <w:t>Анализ помещений</w:t>
             </w:r>
             <w:r>
               <w:rPr>
@@ -6296,7 +6296,7 @@
           </w:tcPr>
           <w:p>
             <w:r>
-              <w:t>Оборудование</w:t>
+              <w:t>MQ</w:t>
             </w:r>
           </w:p>
         </w:tc>
@@ -6419,7 +6419,7 @@
           </w:tcPr>
           <w:p>
             <w:r>
-              <w:t>Оборудование</w:t>
+              <w:t>MQ</w:t>
             </w:r>
           </w:p>
         </w:tc>
@@ -6542,7 +6542,7 @@
           </w:tcPr>
           <w:p>
             <w:r>
-              <w:t>Нейросеть</w:t>
+              <w:t>ИИ</w:t>
             </w:r>
           </w:p>
         </w:tc>
@@ -6665,7 +6665,7 @@
           </w:tcPr>
           <w:p>
             <w:r>
-              <w:t>Нейросеть</w:t>
+              <w:t>ИИ</w:t>
             </w:r>
           </w:p>
         </w:tc>
@@ -6788,7 +6788,7 @@
           </w:tcPr>
           <w:p>
             <w:r>
-              <w:t>Нейросеть</w:t>
+              <w:t>ИИ</w:t>
             </w:r>
           </w:p>
         </w:tc>
@@ -6911,7 +6911,7 @@
           </w:tcPr>
           <w:p>
             <w:r>
-              <w:t>Нейросеть</w:t>
+              <w:t>ИИ</w:t>
             </w:r>
           </w:p>
         </w:tc>
@@ -8357,15 +8357,15 @@
                 <w:color w:val="202B31"/>
                 <w:sz w:val="20"/>
               </w:rPr>
-            </w:r>
-            <w:r>
-              <w:rPr>
-                <w:rFonts w:ascii="Calibri" w:hAnsi="Calibri" w:eastAsia="Calibri" w:cs="Calibri"/>
-                <w:b w:val="0"/>
-                <w:color w:val="202B31"/>
-                <w:sz w:val="20"/>
-              </w:rPr>
-              <w:t>Проверяемость</w:t>
+              <w:t>Тестирование</w:t>
+            </w:r>
+            <w:r>
+              <w:rPr>
+                <w:rFonts w:ascii="Calibri" w:hAnsi="Calibri" w:eastAsia="Calibri" w:cs="Calibri"/>
+                <w:b w:val="0"/>
+                <w:color w:val="202B31"/>
+                <w:sz w:val="20"/>
+              </w:rPr>
             </w:r>
           </w:p>
         </w:tc>
@@ -9739,7 +9739,7 @@
                 <w:color w:val="202B31"/>
                 <w:sz w:val="20"/>
               </w:rPr>
-              <w:t>Пока поддержан перенос файлов. Версию Studio, прошивку и SDK фиксируют по используемому комплекту перед прямой интеграцией.</w:t>
+              <w:t>Файловый перенос. Справочно: Studio 5.1.2.5 от 02.07.2026, прошивка 1.0.3.3 (3devok.com/download-center). Версии фактического комплекта и доступный SDK требуют подтверждения.</w:t>
             </w:r>
             <w:r>
               <w:rPr>
@@ -11713,7 +11713,7 @@
                 <w:color w:val="202B31"/>
                 <w:sz w:val="20"/>
               </w:rPr>
-              <w:t>Э5. Оборудование и ИИ</w:t>
+              <w:t>Э5. MQ и ИИ</w:t>
             </w:r>
             <w:r>
               <w:rPr>
@@ -13905,15 +13905,15 @@
                 <w:color w:val="202B31"/>
                 <w:sz w:val="20"/>
               </w:rPr>
-            </w:r>
-            <w:r>
-              <w:rPr>
-                <w:rFonts w:ascii="Calibri" w:hAnsi="Calibri" w:eastAsia="Calibri" w:cs="Calibri"/>
-                <w:b w:val="0"/>
-                <w:color w:val="202B31"/>
-                <w:sz w:val="20"/>
-              </w:rPr>
-              <w:t>2D вместо 3D</w:t>
+              <w:t>Неполный скан</w:t>
+            </w:r>
+            <w:r>
+              <w:rPr>
+                <w:rFonts w:ascii="Calibri" w:hAnsi="Calibri" w:eastAsia="Calibri" w:cs="Calibri"/>
+                <w:b w:val="0"/>
+                <w:color w:val="202B31"/>
+                <w:sz w:val="20"/>
+              </w:rPr>
             </w:r>
           </w:p>
         </w:tc>
@@ -13951,15 +13951,15 @@
                 <w:color w:val="202B31"/>
                 <w:sz w:val="20"/>
               </w:rPr>
-            </w:r>
-            <w:r>
-              <w:rPr>
-                <w:rFonts w:ascii="Calibri" w:hAnsi="Calibri" w:eastAsia="Calibri" w:cs="Calibri"/>
-                <w:b w:val="0"/>
-                <w:color w:val="202B31"/>
-                <w:sz w:val="20"/>
-              </w:rPr>
-              <w:t>Один проход датчика даёт срез, а не объём.</w:t>
+              <w:t>Закрытые зоны и недостаточное перекрытие проходов оставляют пробелы.</w:t>
+            </w:r>
+            <w:r>
+              <w:rPr>
+                <w:rFonts w:ascii="Calibri" w:hAnsi="Calibri" w:eastAsia="Calibri" w:cs="Calibri"/>
+                <w:b w:val="0"/>
+                <w:color w:val="202B31"/>
+                <w:sz w:val="20"/>
+              </w:rPr>
             </w:r>
           </w:p>
         </w:tc>
@@ -13997,15 +13997,15 @@
                 <w:color w:val="202B31"/>
                 <w:sz w:val="20"/>
               </w:rPr>
-            </w:r>
-            <w:r>
-              <w:rPr>
-                <w:rFonts w:ascii="Calibri" w:hAnsi="Calibri" w:eastAsia="Calibri" w:cs="Calibri"/>
-                <w:b w:val="0"/>
-                <w:color w:val="202B31"/>
-                <w:sz w:val="20"/>
-              </w:rPr>
-              <w:t>Проверить тип сканирования и способ движения/позиционирования.</w:t>
+              <w:t>Проверить покрытие и перекрытие проходов, при необходимости выполнить дополнительный скан.</w:t>
+            </w:r>
+            <w:r>
+              <w:rPr>
+                <w:rFonts w:ascii="Calibri" w:hAnsi="Calibri" w:eastAsia="Calibri" w:cs="Calibri"/>
+                <w:b w:val="0"/>
+                <w:color w:val="202B31"/>
+                <w:sz w:val="20"/>
+              </w:rPr>
             </w:r>
           </w:p>
         </w:tc>
@@ -16313,6 +16313,7 @@
     <w:p>
       <w:pPr>
         <w:pStyle w:val="Heading2"/>
+        <w:keepNext/>
         <w:widowControl/>
       </w:pPr>
       <w:r>
@@ -16325,7 +16326,7 @@
     </w:p>
     <w:p>
       <w:pPr>
-        <w:keepLines w:val="0"/>
+        <w:keepLines/>
         <w:widowControl/>
         <w:ind w:firstLine="0" w:left="0"/>
       </w:pPr>
@@ -17221,6 +17222,8 @@
     <w:sectPr>
       <w:headerReference w:type="default" r:id="rId9"/>
       <w:footerReference w:type="default" r:id="rId10"/>
+      <w:footerReference w:type="first" r:id="rId11"/>
+      <w:footerReference w:type="even" r:id="rId12"/>
       <w:pgSz w:w="11906" w:h="16838"/>
       <w:pgMar w:top="1077" w:right="1134" w:bottom="1049" w:left="1304" w:header="482" w:footer="482" w:gutter="0"/>
       <w:cols w:space="720"/>
@@ -17245,9 +17248,29 @@
         <w:color w:val="000000"/>
         <w:sz w:val="18"/>
       </w:rPr>
-      <w:t xml:space="preserve">SUBTERRA  ·  Версия 0.2  ·  Стр. </w:t>
+      <w:t xml:space="preserve">SUBTERRA  ·  Версия 0.3  ·  Стр. </w:t>
     </w:r>
     <w:fldSimple w:instr="PAGE"/>
+  </w:p>
+</w:ftr>
+</file>
+
+<file path=word/footer2.xml><?xml version="1.0" encoding="utf-8"?>
+<w:ftr xmlns:m="http://schemas.openxmlformats.org/officeDocument/2006/math" xmlns:mc="http://schemas.openxmlformats.org/markup-compatibility/2006" xmlns:mo="http://schemas.microsoft.com/office/mac/office/2008/main" xmlns:mv="urn:schemas-microsoft-com:mac:vml" xmlns:o="urn:schemas-microsoft-com:office:office" xmlns:r="http://schemas.openxmlformats.org/officeDocument/2006/relationships" xmlns:v="urn:schemas-microsoft-com:vml" xmlns:w10="urn:schemas-microsoft-com:office:word" xmlns:w14="http://schemas.microsoft.com/office/word/2010/wordml" xmlns:w="http://schemas.openxmlformats.org/wordprocessingml/2006/main" xmlns:wne="http://schemas.microsoft.com/office/word/2006/wordml" xmlns:wp14="http://schemas.microsoft.com/office/word/2010/wordprocessingDrawing" xmlns:wp="http://schemas.openxmlformats.org/drawingml/2006/wordprocessingDrawing" xmlns:wpc="http://schemas.microsoft.com/office/word/2010/wordprocessingCanvas" xmlns:wpg="http://schemas.microsoft.com/office/word/2010/wordprocessingGroup" xmlns:wpi="http://schemas.microsoft.com/office/word/2010/wordprocessingInk" xmlns:wps="http://schemas.microsoft.com/office/word/2010/wordprocessingShape" mc:Ignorable="w14 wp14">
+  <w:p>
+    <w:pPr>
+      <w:pStyle w:val="Footer"/>
+    </w:pPr>
+  </w:p>
+</w:ftr>
+</file>
+
+<file path=word/footer3.xml><?xml version="1.0" encoding="utf-8"?>
+<w:ftr xmlns:m="http://schemas.openxmlformats.org/officeDocument/2006/math" xmlns:mc="http://schemas.openxmlformats.org/markup-compatibility/2006" xmlns:mo="http://schemas.microsoft.com/office/mac/office/2008/main" xmlns:mv="urn:schemas-microsoft-com:mac:vml" xmlns:o="urn:schemas-microsoft-com:office:office" xmlns:r="http://schemas.openxmlformats.org/officeDocument/2006/relationships" xmlns:v="urn:schemas-microsoft-com:vml" xmlns:w10="urn:schemas-microsoft-com:office:word" xmlns:w14="http://schemas.microsoft.com/office/word/2010/wordml" xmlns:w="http://schemas.openxmlformats.org/wordprocessingml/2006/main" xmlns:wne="http://schemas.microsoft.com/office/word/2006/wordml" xmlns:wp14="http://schemas.microsoft.com/office/word/2010/wordprocessingDrawing" xmlns:wp="http://schemas.openxmlformats.org/drawingml/2006/wordprocessingDrawing" xmlns:wpc="http://schemas.microsoft.com/office/word/2010/wordprocessingCanvas" xmlns:wpg="http://schemas.microsoft.com/office/word/2010/wordprocessingGroup" xmlns:wpi="http://schemas.microsoft.com/office/word/2010/wordprocessingInk" xmlns:wps="http://schemas.microsoft.com/office/word/2010/wordprocessingShape" mc:Ignorable="w14 wp14">
+  <w:p>
+    <w:pPr>
+      <w:pStyle w:val="Footer"/>
+    </w:pPr>
   </w:p>
 </w:ftr>
 </file>
